--- a/public/zeugnisse/Arbeitszeugnis_female_gut.docx
+++ b/public/zeugnisse/Arbeitszeugnis_female_gut.docx
@@ -1,6 +1,6 @@
 
 <file path=word/document.xml><?xml version="1.0" encoding="utf-8"?>
-<w:document xmlns:wpc="http://schemas.microsoft.com/office/word/2010/wordprocessingCanvas" xmlns:cx="http://schemas.microsoft.com/office/drawing/2014/chartex" xmlns:cx1="http://schemas.microsoft.com/office/drawing/2015/9/8/chartex" xmlns:cx2="http://schemas.microsoft.com/office/drawing/2015/10/21/chartex" xmlns:cx3="http://schemas.microsoft.com/office/drawing/2016/5/9/chartex" xmlns:cx4="http://schemas.microsoft.com/office/drawing/2016/5/10/chartex" xmlns:cx5="http://schemas.microsoft.com/office/drawing/2016/5/11/chartex" xmlns:cx6="http://schemas.microsoft.com/office/drawing/2016/5/12/chartex" xmlns:cx7="http://schemas.microsoft.com/office/drawing/2016/5/13/chartex" xmlns:cx8="http://schemas.microsoft.com/office/drawing/2016/5/14/chartex" xmlns:mc="http://schemas.openxmlformats.org/markup-compatibility/2006" xmlns:aink="http://schemas.microsoft.com/office/drawing/2016/ink" xmlns:am3d="http://schemas.microsoft.com/office/drawing/2017/model3d" xmlns:o="urn:schemas-microsoft-com:office:office" xmlns:oel="http://schemas.microsoft.com/office/2019/extlst" xmlns:r="http://schemas.openxmlformats.org/officeDocument/2006/relationships" xmlns:m="http://schemas.openxmlformats.org/officeDocument/2006/math" xmlns:v="urn:schemas-microsoft-com:vml" xmlns:wp14="http://schemas.microsoft.com/office/word/2010/wordprocessingDrawing" xmlns:wp="http://schemas.openxmlformats.org/drawingml/2006/wordprocessingDrawing" xmlns:w10="urn:schemas-microsoft-com:office:word" xmlns:w="http://schemas.openxmlformats.org/wordprocessingml/2006/main" xmlns:w14="http://schemas.microsoft.com/office/word/2010/wordml" xmlns:w15="http://schemas.microsoft.com/office/word/2012/wordml" xmlns:w16cex="http://schemas.microsoft.com/office/word/2018/wordml/cex" xmlns:w16cid="http://schemas.microsoft.com/office/word/2016/wordml/cid" xmlns:w16="http://schemas.microsoft.com/office/word/2018/wordml" xmlns:w16sdtdh="http://schemas.microsoft.com/office/word/2020/wordml/sdtdatahash" xmlns:w16se="http://schemas.microsoft.com/office/word/2015/wordml/symex" xmlns:wpg="http://schemas.microsoft.com/office/word/2010/wordprocessingGroup" xmlns:wpi="http://schemas.microsoft.com/office/word/2010/wordprocessingInk" xmlns:wne="http://schemas.microsoft.com/office/word/2006/wordml" xmlns:wps="http://schemas.microsoft.com/office/word/2010/wordprocessingShape" mc:Ignorable="w14 w15 w16se w16cid w16 w16cex w16sdtdh wp14">
+<w:document xmlns:wpc="http://schemas.microsoft.com/office/word/2010/wordprocessingCanvas" xmlns:cx="http://schemas.microsoft.com/office/drawing/2014/chartex" xmlns:cx1="http://schemas.microsoft.com/office/drawing/2015/9/8/chartex" xmlns:cx2="http://schemas.microsoft.com/office/drawing/2015/10/21/chartex" xmlns:cx3="http://schemas.microsoft.com/office/drawing/2016/5/9/chartex" xmlns:cx4="http://schemas.microsoft.com/office/drawing/2016/5/10/chartex" xmlns:cx5="http://schemas.microsoft.com/office/drawing/2016/5/11/chartex" xmlns:cx6="http://schemas.microsoft.com/office/drawing/2016/5/12/chartex" xmlns:cx7="http://schemas.microsoft.com/office/drawing/2016/5/13/chartex" xmlns:cx8="http://schemas.microsoft.com/office/drawing/2016/5/14/chartex" xmlns:mc="http://schemas.openxmlformats.org/markup-compatibility/2006" xmlns:aink="http://schemas.microsoft.com/office/drawing/2016/ink" xmlns:am3d="http://schemas.microsoft.com/office/drawing/2017/model3d" xmlns:o="urn:schemas-microsoft-com:office:office" xmlns:oel="http://schemas.microsoft.com/office/2019/extlst" xmlns:r="http://schemas.openxmlformats.org/officeDocument/2006/relationships" xmlns:m="http://schemas.openxmlformats.org/officeDocument/2006/math" xmlns:v="urn:schemas-microsoft-com:vml" xmlns:wp14="http://schemas.microsoft.com/office/word/2010/wordprocessingDrawing" xmlns:wp="http://schemas.openxmlformats.org/drawingml/2006/wordprocessingDrawing" xmlns:w10="urn:schemas-microsoft-com:office:word" xmlns:w="http://schemas.openxmlformats.org/wordprocessingml/2006/main" xmlns:w14="http://schemas.microsoft.com/office/word/2010/wordml" xmlns:w15="http://schemas.microsoft.com/office/word/2012/wordml" xmlns:w16cex="http://schemas.microsoft.com/office/word/2018/wordml/cex" xmlns:w16cid="http://schemas.microsoft.com/office/word/2016/wordml/cid" xmlns:w16="http://schemas.microsoft.com/office/word/2018/wordml" xmlns:w16du="http://schemas.microsoft.com/office/word/2023/wordml/word16du" xmlns:w16sdtdh="http://schemas.microsoft.com/office/word/2020/wordml/sdtdatahash" xmlns:w16sdtfl="http://schemas.microsoft.com/office/word/2024/wordml/sdtformatlock" xmlns:w16se="http://schemas.microsoft.com/office/word/2015/wordml/symex" xmlns:wpg="http://schemas.microsoft.com/office/word/2010/wordprocessingGroup" xmlns:wpi="http://schemas.microsoft.com/office/word/2010/wordprocessingInk" xmlns:wne="http://schemas.microsoft.com/office/word/2006/wordml" xmlns:wps="http://schemas.microsoft.com/office/word/2010/wordprocessingShape" mc:Ignorable="w14 w15 w16se w16cid w16 w16cex w16sdtdh w16sdtfl w16du wp14">
   <w:body>
     <w:p>
       <w:pPr>
@@ -18,57 +18,131 @@
         </w:rPr>
         <w:br/>
       </w:r>
+      <w:r>
+        <w:rPr>
+          <w:rFonts w:ascii="Malgun Gothic" w:eastAsia="Malgun Gothic" w:hAnsi="Malgun Gothic" w:cs="Malgun Gothic Semilight"/>
+          <w:u w:val="single"/>
+        </w:rPr>
+        <w:br/>
+      </w:r>
+      <w:r>
+        <w:rPr>
+          <w:rFonts w:ascii="Malgun Gothic Semilight" w:eastAsia="Malgun Gothic Semilight" w:hAnsi="Malgun Gothic Semilight" w:cs="Malgun Gothic Semilight"/>
+          <w:sz w:val="16"/>
+          <w:szCs w:val="20"/>
+          <w:u w:val="single"/>
+        </w:rPr>
+        <w:t>Pflegedienst MORO GmbH • Provinzialstraße 82 • 44388 Dortmund</w:t>
+      </w:r>
+      <w:r>
+        <w:rPr>
+          <w:rFonts w:ascii="Malgun Gothic" w:eastAsia="Malgun Gothic" w:hAnsi="Malgun Gothic" w:cs="Malgun Gothic Semilight"/>
+          <w:u w:val="single"/>
+        </w:rPr>
+        <w:br/>
+      </w:r>
+      <w:r>
+        <w:rPr>
+          <w:rFonts w:ascii="Malgun Gothic" w:eastAsia="Malgun Gothic" w:hAnsi="Malgun Gothic" w:cs="Malgun Gothic Semilight"/>
+          <w:b/>
+          <w:bCs/>
+        </w:rPr>
+        <w:t>Frau</w:t>
+      </w:r>
+      <w:r>
+        <w:rPr>
+          <w:rFonts w:ascii="Malgun Gothic" w:eastAsia="Malgun Gothic" w:hAnsi="Malgun Gothic" w:cs="Malgun Gothic Semilight"/>
+          <w:b/>
+          <w:bCs/>
+        </w:rPr>
+        <w:t xml:space="preserve"> {</w:t>
+      </w:r>
+      <w:proofErr w:type="spellStart"/>
+      <w:r>
+        <w:rPr>
+          <w:rFonts w:ascii="Malgun Gothic" w:eastAsia="Malgun Gothic" w:hAnsi="Malgun Gothic" w:cs="Malgun Gothic Semilight"/>
+          <w:b/>
+          <w:bCs/>
+        </w:rPr>
+        <w:t>vorname</w:t>
+      </w:r>
+      <w:proofErr w:type="spellEnd"/>
+      <w:r>
+        <w:rPr>
+          <w:rFonts w:ascii="Malgun Gothic" w:eastAsia="Malgun Gothic" w:hAnsi="Malgun Gothic" w:cs="Malgun Gothic Semilight"/>
+          <w:b/>
+          <w:bCs/>
+        </w:rPr>
+        <w:t>} {</w:t>
+      </w:r>
+      <w:proofErr w:type="spellStart"/>
+      <w:r>
+        <w:rPr>
+          <w:rFonts w:ascii="Malgun Gothic" w:eastAsia="Malgun Gothic" w:hAnsi="Malgun Gothic" w:cs="Malgun Gothic Semilight"/>
+          <w:b/>
+          <w:bCs/>
+        </w:rPr>
+        <w:t>nachname</w:t>
+      </w:r>
+      <w:proofErr w:type="spellEnd"/>
+      <w:r>
+        <w:rPr>
+          <w:rFonts w:ascii="Malgun Gothic" w:eastAsia="Malgun Gothic" w:hAnsi="Malgun Gothic" w:cs="Malgun Gothic Semilight"/>
+          <w:b/>
+          <w:bCs/>
+        </w:rPr>
+        <w:t>}</w:t>
+      </w:r>
+      <w:r>
+        <w:rPr>
+          <w:rFonts w:ascii="Malgun Gothic" w:eastAsia="Malgun Gothic" w:hAnsi="Malgun Gothic" w:cs="Malgun Gothic Semilight"/>
+          <w:b/>
+        </w:rPr>
+        <w:br/>
+        <w:t>{</w:t>
+      </w:r>
+      <w:proofErr w:type="spellStart"/>
+      <w:r>
+        <w:rPr>
+          <w:rFonts w:ascii="Malgun Gothic" w:eastAsia="Malgun Gothic" w:hAnsi="Malgun Gothic" w:cs="Malgun Gothic Semilight"/>
+          <w:b/>
+        </w:rPr>
+        <w:t>street</w:t>
+      </w:r>
+      <w:proofErr w:type="spellEnd"/>
+      <w:r>
+        <w:rPr>
+          <w:rFonts w:ascii="Malgun Gothic" w:eastAsia="Malgun Gothic" w:hAnsi="Malgun Gothic" w:cs="Malgun Gothic Semilight"/>
+          <w:b/>
+        </w:rPr>
+        <w:t>}</w:t>
+      </w:r>
+      <w:r>
+        <w:rPr>
+          <w:rFonts w:ascii="Malgun Gothic" w:eastAsia="Malgun Gothic" w:hAnsi="Malgun Gothic" w:cs="Malgun Gothic Semilight"/>
+          <w:b/>
+        </w:rPr>
+        <w:br/>
+        <w:t>{</w:t>
+      </w:r>
+      <w:proofErr w:type="spellStart"/>
+      <w:r>
+        <w:rPr>
+          <w:rFonts w:ascii="Malgun Gothic" w:eastAsia="Malgun Gothic" w:hAnsi="Malgun Gothic" w:cs="Malgun Gothic Semilight"/>
+          <w:b/>
+        </w:rPr>
+        <w:t>city</w:t>
+      </w:r>
+      <w:proofErr w:type="spellEnd"/>
+      <w:r>
+        <w:rPr>
+          <w:rFonts w:ascii="Malgun Gothic" w:eastAsia="Malgun Gothic" w:hAnsi="Malgun Gothic" w:cs="Malgun Gothic Semilight"/>
+          <w:b/>
+        </w:rPr>
+        <w:t>}</w:t>
+      </w:r>
     </w:p>
-    <w:p>
-      <w:pPr>
-        <w:rPr>
-          <w:rFonts w:ascii="Malgun Gothic Semilight" w:eastAsia="Malgun Gothic Semilight" w:hAnsi="Malgun Gothic Semilight" w:cs="Malgun Gothic Semilight"/>
-          <w:sz w:val="24"/>
-          <w:szCs w:val="24"/>
-        </w:rPr>
-      </w:pPr>
-      <w:r>
-        <w:rPr>
-          <w:rFonts w:ascii="Malgun Gothic Semilight" w:eastAsia="Malgun Gothic Semilight" w:hAnsi="Malgun Gothic Semilight" w:cs="Malgun Gothic Semilight"/>
-          <w:sz w:val="24"/>
-          <w:szCs w:val="24"/>
-        </w:rPr>
-        <w:t xml:space="preserve">Pflegedienst MORO GmbH • Provinzialstraße 82 • 44388 Dortmund</w:t>
-      </w:r>
-      <w:r>
-        <w:br/>
-      </w:r>
-      <w:r>
-        <w:rPr>
-          <w:rFonts w:ascii="Malgun Gothic Semilight" w:eastAsia="Malgun Gothic Semilight" w:hAnsi="Malgun Gothic Semilight" w:cs="Malgun Gothic Semilight"/>
-          <w:sz w:val="24"/>
-          <w:szCs w:val="24"/>
-        </w:rPr>
-        <w:t xml:space="preserve">Frau {vorname} {nachname}</w:t>
-      </w:r>
-      <w:r>
-        <w:br/>
-      </w:r>
-      <w:r>
-        <w:rPr>
-          <w:rFonts w:ascii="Malgun Gothic Semilight" w:eastAsia="Malgun Gothic Semilight" w:hAnsi="Malgun Gothic Semilight" w:cs="Malgun Gothic Semilight"/>
-          <w:sz w:val="24"/>
-          <w:szCs w:val="24"/>
-        </w:rPr>
-        <w:t xml:space="preserve">{street}</w:t>
-      </w:r>
-      <w:r>
-        <w:br/>
-      </w:r>
-      <w:r>
-        <w:rPr>
-          <w:rFonts w:ascii="Malgun Gothic Semilight" w:eastAsia="Malgun Gothic Semilight" w:hAnsi="Malgun Gothic Semilight" w:cs="Malgun Gothic Semilight"/>
-          <w:sz w:val="24"/>
-          <w:szCs w:val="24"/>
-        </w:rPr>
-        <w:t xml:space="preserve">{city}</w:t>
-      </w:r>
-    </w:p>
+    <w:p/>
     <w:p>
       <w:pPr>
         <w:jc w:val="right"/>
@@ -84,7 +158,7 @@
           <w:sz w:val="24"/>
           <w:szCs w:val="24"/>
         </w:rPr>
-        <w:t xml:space="preserve">Dortmund, den {date}</w:t>
+        <w:t>Dortmund, den {date}</w:t>
       </w:r>
     </w:p>
     <w:p>
@@ -123,7 +197,151 @@
           <w:sz w:val="20"/>
           <w:szCs w:val="20"/>
         </w:rPr>
-        <w:t xml:space="preserve">Frau {vorname} {nachname}, geboren am {bday} in {cofbirth}, {beendet === 'ja' ? 'war' : 'ist'} seit dem {begin} als {prof} in unserem Unternehmen beschäftigt.</w:t>
+        <w:t>Frau {</w:t>
+      </w:r>
+      <w:proofErr w:type="spellStart"/>
+      <w:r>
+        <w:rPr>
+          <w:rFonts w:ascii="Malgun Gothic Semilight" w:eastAsia="Malgun Gothic Semilight" w:hAnsi="Malgun Gothic Semilight" w:cs="Malgun Gothic Semilight"/>
+          <w:sz w:val="20"/>
+          <w:szCs w:val="20"/>
+        </w:rPr>
+        <w:t>vorname</w:t>
+      </w:r>
+      <w:proofErr w:type="spellEnd"/>
+      <w:r>
+        <w:rPr>
+          <w:rFonts w:ascii="Malgun Gothic Semilight" w:eastAsia="Malgun Gothic Semilight" w:hAnsi="Malgun Gothic Semilight" w:cs="Malgun Gothic Semilight"/>
+          <w:sz w:val="20"/>
+          <w:szCs w:val="20"/>
+        </w:rPr>
+        <w:t>} {</w:t>
+      </w:r>
+      <w:proofErr w:type="spellStart"/>
+      <w:r>
+        <w:rPr>
+          <w:rFonts w:ascii="Malgun Gothic Semilight" w:eastAsia="Malgun Gothic Semilight" w:hAnsi="Malgun Gothic Semilight" w:cs="Malgun Gothic Semilight"/>
+          <w:sz w:val="20"/>
+          <w:szCs w:val="20"/>
+        </w:rPr>
+        <w:t>nachname</w:t>
+      </w:r>
+      <w:proofErr w:type="spellEnd"/>
+      <w:r>
+        <w:rPr>
+          <w:rFonts w:ascii="Malgun Gothic Semilight" w:eastAsia="Malgun Gothic Semilight" w:hAnsi="Malgun Gothic Semilight" w:cs="Malgun Gothic Semilight"/>
+          <w:sz w:val="20"/>
+          <w:szCs w:val="20"/>
+        </w:rPr>
+        <w:t>}, geboren am {</w:t>
+      </w:r>
+      <w:proofErr w:type="spellStart"/>
+      <w:r>
+        <w:rPr>
+          <w:rFonts w:ascii="Malgun Gothic Semilight" w:eastAsia="Malgun Gothic Semilight" w:hAnsi="Malgun Gothic Semilight" w:cs="Malgun Gothic Semilight"/>
+          <w:sz w:val="20"/>
+          <w:szCs w:val="20"/>
+        </w:rPr>
+        <w:t>bday</w:t>
+      </w:r>
+      <w:proofErr w:type="spellEnd"/>
+      <w:r>
+        <w:rPr>
+          <w:rFonts w:ascii="Malgun Gothic Semilight" w:eastAsia="Malgun Gothic Semilight" w:hAnsi="Malgun Gothic Semilight" w:cs="Malgun Gothic Semilight"/>
+          <w:sz w:val="20"/>
+          <w:szCs w:val="20"/>
+        </w:rPr>
+        <w:t>} in {</w:t>
+      </w:r>
+      <w:proofErr w:type="spellStart"/>
+      <w:r>
+        <w:rPr>
+          <w:rFonts w:ascii="Malgun Gothic Semilight" w:eastAsia="Malgun Gothic Semilight" w:hAnsi="Malgun Gothic Semilight" w:cs="Malgun Gothic Semilight"/>
+          <w:sz w:val="20"/>
+          <w:szCs w:val="20"/>
+        </w:rPr>
+        <w:t>cofbirth</w:t>
+      </w:r>
+      <w:proofErr w:type="spellEnd"/>
+      <w:r>
+        <w:rPr>
+          <w:rFonts w:ascii="Malgun Gothic Semilight" w:eastAsia="Malgun Gothic Semilight" w:hAnsi="Malgun Gothic Semilight" w:cs="Malgun Gothic Semilight"/>
+          <w:sz w:val="20"/>
+          <w:szCs w:val="20"/>
+        </w:rPr>
+        <w:t>}, {beendet === 'ja</w:t>
+      </w:r>
+      <w:proofErr w:type="gramStart"/>
+      <w:r>
+        <w:rPr>
+          <w:rFonts w:ascii="Malgun Gothic Semilight" w:eastAsia="Malgun Gothic Semilight" w:hAnsi="Malgun Gothic Semilight" w:cs="Malgun Gothic Semilight"/>
+          <w:sz w:val="20"/>
+          <w:szCs w:val="20"/>
+        </w:rPr>
+        <w:t>' ?</w:t>
+      </w:r>
+      <w:proofErr w:type="gramEnd"/>
+      <w:r>
+        <w:rPr>
+          <w:rFonts w:ascii="Malgun Gothic Semilight" w:eastAsia="Malgun Gothic Semilight" w:hAnsi="Malgun Gothic Semilight" w:cs="Malgun Gothic Semilight"/>
+          <w:sz w:val="20"/>
+          <w:szCs w:val="20"/>
+        </w:rPr>
+        <w:t xml:space="preserve"> 'war</w:t>
+      </w:r>
+      <w:proofErr w:type="gramStart"/>
+      <w:r>
+        <w:rPr>
+          <w:rFonts w:ascii="Malgun Gothic Semilight" w:eastAsia="Malgun Gothic Semilight" w:hAnsi="Malgun Gothic Semilight" w:cs="Malgun Gothic Semilight"/>
+          <w:sz w:val="20"/>
+          <w:szCs w:val="20"/>
+        </w:rPr>
+        <w:t>' :</w:t>
+      </w:r>
+      <w:proofErr w:type="gramEnd"/>
+      <w:r>
+        <w:rPr>
+          <w:rFonts w:ascii="Malgun Gothic Semilight" w:eastAsia="Malgun Gothic Semilight" w:hAnsi="Malgun Gothic Semilight" w:cs="Malgun Gothic Semilight"/>
+          <w:sz w:val="20"/>
+          <w:szCs w:val="20"/>
+        </w:rPr>
+        <w:t xml:space="preserve"> 'ist'} seit dem {</w:t>
+      </w:r>
+      <w:proofErr w:type="spellStart"/>
+      <w:r>
+        <w:rPr>
+          <w:rFonts w:ascii="Malgun Gothic Semilight" w:eastAsia="Malgun Gothic Semilight" w:hAnsi="Malgun Gothic Semilight" w:cs="Malgun Gothic Semilight"/>
+          <w:sz w:val="20"/>
+          <w:szCs w:val="20"/>
+        </w:rPr>
+        <w:t>begin</w:t>
+      </w:r>
+      <w:proofErr w:type="spellEnd"/>
+      <w:r>
+        <w:rPr>
+          <w:rFonts w:ascii="Malgun Gothic Semilight" w:eastAsia="Malgun Gothic Semilight" w:hAnsi="Malgun Gothic Semilight" w:cs="Malgun Gothic Semilight"/>
+          <w:sz w:val="20"/>
+          <w:szCs w:val="20"/>
+        </w:rPr>
+        <w:t>} als {</w:t>
+      </w:r>
+      <w:proofErr w:type="spellStart"/>
+      <w:r>
+        <w:rPr>
+          <w:rFonts w:ascii="Malgun Gothic Semilight" w:eastAsia="Malgun Gothic Semilight" w:hAnsi="Malgun Gothic Semilight" w:cs="Malgun Gothic Semilight"/>
+          <w:sz w:val="20"/>
+          <w:szCs w:val="20"/>
+        </w:rPr>
+        <w:t>prof</w:t>
+      </w:r>
+      <w:proofErr w:type="spellEnd"/>
+      <w:r>
+        <w:rPr>
+          <w:rFonts w:ascii="Malgun Gothic Semilight" w:eastAsia="Malgun Gothic Semilight" w:hAnsi="Malgun Gothic Semilight" w:cs="Malgun Gothic Semilight"/>
+          <w:sz w:val="20"/>
+          <w:szCs w:val="20"/>
+        </w:rPr>
+        <w:t>} in unserem Unternehmen beschäftigt.</w:t>
       </w:r>
       <w:r>
         <w:br/>
@@ -134,7 +352,7 @@
           <w:sz w:val="20"/>
           <w:szCs w:val="20"/>
         </w:rPr>
-        <w:t xml:space="preserve">Die Pflegedienst MORO GmbH ist ein ambulanter Pflegedienst mit Sitz in Dortmund. Das Unternehmen versorgt rund 100 Patienten aus Bochum und Dortmund, bei denen pflegerische als auch hauswirtschaftliche Leistungen benötigt werden.</w:t>
+        <w:t>Die Pflegedienst MORO GmbH ist ein ambulanter Pflegedienst mit Sitz in Dortmund. Das Unternehmen versorgt rund 100 Patienten aus Bochum und Dortmund, bei denen pflegerische als auch hauswirtschaftliche Leistungen benötigt werden.</w:t>
       </w:r>
       <w:r>
         <w:br/>
@@ -145,7 +363,25 @@
           <w:sz w:val="20"/>
           <w:szCs w:val="20"/>
         </w:rPr>
-        <w:t xml:space="preserve">Ihr Aufgabengebiet umfasste im Wesentlichen alle Tätigkeiten als {prof}.</w:t>
+        <w:t>Ihr Aufgabengebiet umfasste im Wesentlichen alle Tätigkeiten als {</w:t>
+      </w:r>
+      <w:proofErr w:type="spellStart"/>
+      <w:r>
+        <w:rPr>
+          <w:rFonts w:ascii="Malgun Gothic Semilight" w:eastAsia="Malgun Gothic Semilight" w:hAnsi="Malgun Gothic Semilight" w:cs="Malgun Gothic Semilight"/>
+          <w:sz w:val="20"/>
+          <w:szCs w:val="20"/>
+        </w:rPr>
+        <w:t>prof</w:t>
+      </w:r>
+      <w:proofErr w:type="spellEnd"/>
+      <w:r>
+        <w:rPr>
+          <w:rFonts w:ascii="Malgun Gothic Semilight" w:eastAsia="Malgun Gothic Semilight" w:hAnsi="Malgun Gothic Semilight" w:cs="Malgun Gothic Semilight"/>
+          <w:sz w:val="20"/>
+          <w:szCs w:val="20"/>
+        </w:rPr>
+        <w:t>}.</w:t>
       </w:r>
     </w:p>
     <w:p>
@@ -162,7 +398,79 @@
           <w:sz w:val="20"/>
           <w:szCs w:val="20"/>
         </w:rPr>
-        <w:t xml:space="preserve">Frau {nachname} war stets eigenmotiviert und realisierte beharrlich die gesetzten und selbstgesteckten Ziele. Sie zeigte eine gute Übersicht und Arbeitseinteilung, vor allem auch in Situationen mit turbulentem Geschäftsbetrieb und mit erheblicher Arbeitsbelastung. Sie {beendet === 'ja' ? 'verfügte' : 'verfügt'} über ein umfassendes Fachwissen, welches sie zur Bewältigung ihrer Aufgaben erfolgreich einsetzte. Frau {nachname} lieferte eine konstant gute Arbeitsqualität. Ihre Aufgaben erledigte sie selbstständig mit Sorgfalt, Genauigkeit und stets zu unserer vollen Zufriedenheit.</w:t>
+        <w:t>Frau {</w:t>
+      </w:r>
+      <w:proofErr w:type="spellStart"/>
+      <w:r>
+        <w:rPr>
+          <w:rFonts w:ascii="Malgun Gothic Semilight" w:eastAsia="Malgun Gothic Semilight" w:hAnsi="Malgun Gothic Semilight" w:cs="Malgun Gothic Semilight"/>
+          <w:sz w:val="20"/>
+          <w:szCs w:val="20"/>
+        </w:rPr>
+        <w:t>nachname</w:t>
+      </w:r>
+      <w:proofErr w:type="spellEnd"/>
+      <w:r>
+        <w:rPr>
+          <w:rFonts w:ascii="Malgun Gothic Semilight" w:eastAsia="Malgun Gothic Semilight" w:hAnsi="Malgun Gothic Semilight" w:cs="Malgun Gothic Semilight"/>
+          <w:sz w:val="20"/>
+          <w:szCs w:val="20"/>
+        </w:rPr>
+        <w:t>} war stets eigenmotiviert und realisierte beharrlich die gesetzten und selbstgesteckten Ziele. Sie zeigte eine gute Übersicht und Arbeitseinteilung, vor allem auch in Situationen mit turbulentem Geschäftsbetrieb und mit erheblicher Arbeitsbelastung. Sie {beendet === 'ja</w:t>
+      </w:r>
+      <w:proofErr w:type="gramStart"/>
+      <w:r>
+        <w:rPr>
+          <w:rFonts w:ascii="Malgun Gothic Semilight" w:eastAsia="Malgun Gothic Semilight" w:hAnsi="Malgun Gothic Semilight" w:cs="Malgun Gothic Semilight"/>
+          <w:sz w:val="20"/>
+          <w:szCs w:val="20"/>
+        </w:rPr>
+        <w:t>' ?</w:t>
+      </w:r>
+      <w:proofErr w:type="gramEnd"/>
+      <w:r>
+        <w:rPr>
+          <w:rFonts w:ascii="Malgun Gothic Semilight" w:eastAsia="Malgun Gothic Semilight" w:hAnsi="Malgun Gothic Semilight" w:cs="Malgun Gothic Semilight"/>
+          <w:sz w:val="20"/>
+          <w:szCs w:val="20"/>
+        </w:rPr>
+        <w:t xml:space="preserve"> 'verfügte</w:t>
+      </w:r>
+      <w:proofErr w:type="gramStart"/>
+      <w:r>
+        <w:rPr>
+          <w:rFonts w:ascii="Malgun Gothic Semilight" w:eastAsia="Malgun Gothic Semilight" w:hAnsi="Malgun Gothic Semilight" w:cs="Malgun Gothic Semilight"/>
+          <w:sz w:val="20"/>
+          <w:szCs w:val="20"/>
+        </w:rPr>
+        <w:t>' :</w:t>
+      </w:r>
+      <w:proofErr w:type="gramEnd"/>
+      <w:r>
+        <w:rPr>
+          <w:rFonts w:ascii="Malgun Gothic Semilight" w:eastAsia="Malgun Gothic Semilight" w:hAnsi="Malgun Gothic Semilight" w:cs="Malgun Gothic Semilight"/>
+          <w:sz w:val="20"/>
+          <w:szCs w:val="20"/>
+        </w:rPr>
+        <w:t xml:space="preserve"> 'verfügt'} über ein umfassendes Fachwissen, welches sie zur Bewältigung ihrer Aufgaben erfolgreich einsetzte. Frau {</w:t>
+      </w:r>
+      <w:proofErr w:type="spellStart"/>
+      <w:r>
+        <w:rPr>
+          <w:rFonts w:ascii="Malgun Gothic Semilight" w:eastAsia="Malgun Gothic Semilight" w:hAnsi="Malgun Gothic Semilight" w:cs="Malgun Gothic Semilight"/>
+          <w:sz w:val="20"/>
+          <w:szCs w:val="20"/>
+        </w:rPr>
+        <w:t>nachname</w:t>
+      </w:r>
+      <w:proofErr w:type="spellEnd"/>
+      <w:r>
+        <w:rPr>
+          <w:rFonts w:ascii="Malgun Gothic Semilight" w:eastAsia="Malgun Gothic Semilight" w:hAnsi="Malgun Gothic Semilight" w:cs="Malgun Gothic Semilight"/>
+          <w:sz w:val="20"/>
+          <w:szCs w:val="20"/>
+        </w:rPr>
+        <w:t>} lieferte eine konstant gute Arbeitsqualität. Ihre Aufgaben erledigte sie selbstständig mit Sorgfalt, Genauigkeit und stets zu unserer vollen Zufriedenheit.</w:t>
       </w:r>
     </w:p>
     <w:p>
@@ -179,7 +487,135 @@
           <w:sz w:val="20"/>
           <w:szCs w:val="20"/>
         </w:rPr>
-        <w:t xml:space="preserve">Frau {nachname} war eine verantwortungsbewusste und zuverlässige Mitarbeiterin. Ihr Verhalten gegenüber Vorgesetzten und Mitarbeitern war stets einwandfrei.Frau {nachname} {beendet === 'ja' ? 'verließ' : 'verlässt'} unser Unternehmen zum {ende} auf eigenen Wunsch. Wir danken ihr für die hervorragende Zusammenarbeit und bedauern es sehr, sie als Mitarbeiterin {beendet === 'ja' ? 'verloren zu haben' : 'zu verlieren'}. Für ihren weiteren Berufs- und Lebensweg wünschen wir ihr alles Gute und auch weiterhin viel Erfolg.</w:t>
+        <w:t>Frau {</w:t>
+      </w:r>
+      <w:proofErr w:type="spellStart"/>
+      <w:r>
+        <w:rPr>
+          <w:rFonts w:ascii="Malgun Gothic Semilight" w:eastAsia="Malgun Gothic Semilight" w:hAnsi="Malgun Gothic Semilight" w:cs="Malgun Gothic Semilight"/>
+          <w:sz w:val="20"/>
+          <w:szCs w:val="20"/>
+        </w:rPr>
+        <w:t>nachname</w:t>
+      </w:r>
+      <w:proofErr w:type="spellEnd"/>
+      <w:r>
+        <w:rPr>
+          <w:rFonts w:ascii="Malgun Gothic Semilight" w:eastAsia="Malgun Gothic Semilight" w:hAnsi="Malgun Gothic Semilight" w:cs="Malgun Gothic Semilight"/>
+          <w:sz w:val="20"/>
+          <w:szCs w:val="20"/>
+        </w:rPr>
+        <w:t xml:space="preserve">} war eine verantwortungsbewusste und zuverlässige Mitarbeiterin. Ihr Verhalten gegenüber Vorgesetzten und Mitarbeitern war stets </w:t>
+      </w:r>
+      <w:proofErr w:type="spellStart"/>
+      <w:proofErr w:type="gramStart"/>
+      <w:r>
+        <w:rPr>
+          <w:rFonts w:ascii="Malgun Gothic Semilight" w:eastAsia="Malgun Gothic Semilight" w:hAnsi="Malgun Gothic Semilight" w:cs="Malgun Gothic Semilight"/>
+          <w:sz w:val="20"/>
+          <w:szCs w:val="20"/>
+        </w:rPr>
+        <w:t>einwandfrei.Frau</w:t>
+      </w:r>
+      <w:proofErr w:type="spellEnd"/>
+      <w:proofErr w:type="gramEnd"/>
+      <w:r>
+        <w:rPr>
+          <w:rFonts w:ascii="Malgun Gothic Semilight" w:eastAsia="Malgun Gothic Semilight" w:hAnsi="Malgun Gothic Semilight" w:cs="Malgun Gothic Semilight"/>
+          <w:sz w:val="20"/>
+          <w:szCs w:val="20"/>
+        </w:rPr>
+        <w:t xml:space="preserve"> {</w:t>
+      </w:r>
+      <w:proofErr w:type="spellStart"/>
+      <w:r>
+        <w:rPr>
+          <w:rFonts w:ascii="Malgun Gothic Semilight" w:eastAsia="Malgun Gothic Semilight" w:hAnsi="Malgun Gothic Semilight" w:cs="Malgun Gothic Semilight"/>
+          <w:sz w:val="20"/>
+          <w:szCs w:val="20"/>
+        </w:rPr>
+        <w:t>nachname</w:t>
+      </w:r>
+      <w:proofErr w:type="spellEnd"/>
+      <w:r>
+        <w:rPr>
+          <w:rFonts w:ascii="Malgun Gothic Semilight" w:eastAsia="Malgun Gothic Semilight" w:hAnsi="Malgun Gothic Semilight" w:cs="Malgun Gothic Semilight"/>
+          <w:sz w:val="20"/>
+          <w:szCs w:val="20"/>
+        </w:rPr>
+        <w:t>} {beendet === 'ja</w:t>
+      </w:r>
+      <w:proofErr w:type="gramStart"/>
+      <w:r>
+        <w:rPr>
+          <w:rFonts w:ascii="Malgun Gothic Semilight" w:eastAsia="Malgun Gothic Semilight" w:hAnsi="Malgun Gothic Semilight" w:cs="Malgun Gothic Semilight"/>
+          <w:sz w:val="20"/>
+          <w:szCs w:val="20"/>
+        </w:rPr>
+        <w:t>' ?</w:t>
+      </w:r>
+      <w:proofErr w:type="gramEnd"/>
+      <w:r>
+        <w:rPr>
+          <w:rFonts w:ascii="Malgun Gothic Semilight" w:eastAsia="Malgun Gothic Semilight" w:hAnsi="Malgun Gothic Semilight" w:cs="Malgun Gothic Semilight"/>
+          <w:sz w:val="20"/>
+          <w:szCs w:val="20"/>
+        </w:rPr>
+        <w:t xml:space="preserve"> 'verließ</w:t>
+      </w:r>
+      <w:proofErr w:type="gramStart"/>
+      <w:r>
+        <w:rPr>
+          <w:rFonts w:ascii="Malgun Gothic Semilight" w:eastAsia="Malgun Gothic Semilight" w:hAnsi="Malgun Gothic Semilight" w:cs="Malgun Gothic Semilight"/>
+          <w:sz w:val="20"/>
+          <w:szCs w:val="20"/>
+        </w:rPr>
+        <w:t>' :</w:t>
+      </w:r>
+      <w:proofErr w:type="gramEnd"/>
+      <w:r>
+        <w:rPr>
+          <w:rFonts w:ascii="Malgun Gothic Semilight" w:eastAsia="Malgun Gothic Semilight" w:hAnsi="Malgun Gothic Semilight" w:cs="Malgun Gothic Semilight"/>
+          <w:sz w:val="20"/>
+          <w:szCs w:val="20"/>
+        </w:rPr>
+        <w:t xml:space="preserve"> 'verlässt'} unser Unternehmen zum {ende} auf eigenen Wunsch. Wir danken ihr für die hervorragende Zusammenarbeit und bedauern es sehr, sie als Mitarbeiterin {beendet === 'ja</w:t>
+      </w:r>
+      <w:proofErr w:type="gramStart"/>
+      <w:r>
+        <w:rPr>
+          <w:rFonts w:ascii="Malgun Gothic Semilight" w:eastAsia="Malgun Gothic Semilight" w:hAnsi="Malgun Gothic Semilight" w:cs="Malgun Gothic Semilight"/>
+          <w:sz w:val="20"/>
+          <w:szCs w:val="20"/>
+        </w:rPr>
+        <w:t>' ?</w:t>
+      </w:r>
+      <w:proofErr w:type="gramEnd"/>
+      <w:r>
+        <w:rPr>
+          <w:rFonts w:ascii="Malgun Gothic Semilight" w:eastAsia="Malgun Gothic Semilight" w:hAnsi="Malgun Gothic Semilight" w:cs="Malgun Gothic Semilight"/>
+          <w:sz w:val="20"/>
+          <w:szCs w:val="20"/>
+        </w:rPr>
+        <w:t xml:space="preserve"> 'verloren zu haben</w:t>
+      </w:r>
+      <w:proofErr w:type="gramStart"/>
+      <w:r>
+        <w:rPr>
+          <w:rFonts w:ascii="Malgun Gothic Semilight" w:eastAsia="Malgun Gothic Semilight" w:hAnsi="Malgun Gothic Semilight" w:cs="Malgun Gothic Semilight"/>
+          <w:sz w:val="20"/>
+          <w:szCs w:val="20"/>
+        </w:rPr>
+        <w:t>' :</w:t>
+      </w:r>
+      <w:proofErr w:type="gramEnd"/>
+      <w:r>
+        <w:rPr>
+          <w:rFonts w:ascii="Malgun Gothic Semilight" w:eastAsia="Malgun Gothic Semilight" w:hAnsi="Malgun Gothic Semilight" w:cs="Malgun Gothic Semilight"/>
+          <w:sz w:val="20"/>
+          <w:szCs w:val="20"/>
+        </w:rPr>
+        <w:t xml:space="preserve"> 'zu verlieren'}. Für ihren weiteren Berufs- und Lebensweg wünschen wir ihr alles Gute und auch weiterhin viel Erfolg.</w:t>
       </w:r>
     </w:p>
     <w:p>
@@ -240,7 +676,7 @@
 </file>
 
 <file path=word/endnotes.xml><?xml version="1.0" encoding="utf-8"?>
-<w:endnotes xmlns:wpc="http://schemas.microsoft.com/office/word/2010/wordprocessingCanvas" xmlns:cx="http://schemas.microsoft.com/office/drawing/2014/chartex" xmlns:cx1="http://schemas.microsoft.com/office/drawing/2015/9/8/chartex" xmlns:cx2="http://schemas.microsoft.com/office/drawing/2015/10/21/chartex" xmlns:cx3="http://schemas.microsoft.com/office/drawing/2016/5/9/chartex" xmlns:cx4="http://schemas.microsoft.com/office/drawing/2016/5/10/chartex" xmlns:cx5="http://schemas.microsoft.com/office/drawing/2016/5/11/chartex" xmlns:cx6="http://schemas.microsoft.com/office/drawing/2016/5/12/chartex" xmlns:cx7="http://schemas.microsoft.com/office/drawing/2016/5/13/chartex" xmlns:cx8="http://schemas.microsoft.com/office/drawing/2016/5/14/chartex" xmlns:mc="http://schemas.openxmlformats.org/markup-compatibility/2006" xmlns:aink="http://schemas.microsoft.com/office/drawing/2016/ink" xmlns:am3d="http://schemas.microsoft.com/office/drawing/2017/model3d" xmlns:o="urn:schemas-microsoft-com:office:office" xmlns:oel="http://schemas.microsoft.com/office/2019/extlst" xmlns:r="http://schemas.openxmlformats.org/officeDocument/2006/relationships" xmlns:m="http://schemas.openxmlformats.org/officeDocument/2006/math" xmlns:v="urn:schemas-microsoft-com:vml" xmlns:wp14="http://schemas.microsoft.com/office/word/2010/wordprocessingDrawing" xmlns:wp="http://schemas.openxmlformats.org/drawingml/2006/wordprocessingDrawing" xmlns:w10="urn:schemas-microsoft-com:office:word" xmlns:w="http://schemas.openxmlformats.org/wordprocessingml/2006/main" xmlns:w14="http://schemas.microsoft.com/office/word/2010/wordml" xmlns:w15="http://schemas.microsoft.com/office/word/2012/wordml" xmlns:w16cex="http://schemas.microsoft.com/office/word/2018/wordml/cex" xmlns:w16cid="http://schemas.microsoft.com/office/word/2016/wordml/cid" xmlns:w16="http://schemas.microsoft.com/office/word/2018/wordml" xmlns:w16sdtdh="http://schemas.microsoft.com/office/word/2020/wordml/sdtdatahash" xmlns:w16se="http://schemas.microsoft.com/office/word/2015/wordml/symex" xmlns:wpg="http://schemas.microsoft.com/office/word/2010/wordprocessingGroup" xmlns:wpi="http://schemas.microsoft.com/office/word/2010/wordprocessingInk" xmlns:wne="http://schemas.microsoft.com/office/word/2006/wordml" xmlns:wps="http://schemas.microsoft.com/office/word/2010/wordprocessingShape" mc:Ignorable="w14 w15 w16se w16cid w16 w16cex w16sdtdh wp14">
+<w:endnotes xmlns:wpc="http://schemas.microsoft.com/office/word/2010/wordprocessingCanvas" xmlns:cx="http://schemas.microsoft.com/office/drawing/2014/chartex" xmlns:cx1="http://schemas.microsoft.com/office/drawing/2015/9/8/chartex" xmlns:cx2="http://schemas.microsoft.com/office/drawing/2015/10/21/chartex" xmlns:cx3="http://schemas.microsoft.com/office/drawing/2016/5/9/chartex" xmlns:cx4="http://schemas.microsoft.com/office/drawing/2016/5/10/chartex" xmlns:cx5="http://schemas.microsoft.com/office/drawing/2016/5/11/chartex" xmlns:cx6="http://schemas.microsoft.com/office/drawing/2016/5/12/chartex" xmlns:cx7="http://schemas.microsoft.com/office/drawing/2016/5/13/chartex" xmlns:cx8="http://schemas.microsoft.com/office/drawing/2016/5/14/chartex" xmlns:mc="http://schemas.openxmlformats.org/markup-compatibility/2006" xmlns:aink="http://schemas.microsoft.com/office/drawing/2016/ink" xmlns:am3d="http://schemas.microsoft.com/office/drawing/2017/model3d" xmlns:o="urn:schemas-microsoft-com:office:office" xmlns:oel="http://schemas.microsoft.com/office/2019/extlst" xmlns:r="http://schemas.openxmlformats.org/officeDocument/2006/relationships" xmlns:m="http://schemas.openxmlformats.org/officeDocument/2006/math" xmlns:v="urn:schemas-microsoft-com:vml" xmlns:wp14="http://schemas.microsoft.com/office/word/2010/wordprocessingDrawing" xmlns:wp="http://schemas.openxmlformats.org/drawingml/2006/wordprocessingDrawing" xmlns:w10="urn:schemas-microsoft-com:office:word" xmlns:w="http://schemas.openxmlformats.org/wordprocessingml/2006/main" xmlns:w14="http://schemas.microsoft.com/office/word/2010/wordml" xmlns:w15="http://schemas.microsoft.com/office/word/2012/wordml" xmlns:w16cex="http://schemas.microsoft.com/office/word/2018/wordml/cex" xmlns:w16cid="http://schemas.microsoft.com/office/word/2016/wordml/cid" xmlns:w16="http://schemas.microsoft.com/office/word/2018/wordml" xmlns:w16du="http://schemas.microsoft.com/office/word/2023/wordml/word16du" xmlns:w16sdtdh="http://schemas.microsoft.com/office/word/2020/wordml/sdtdatahash" xmlns:w16sdtfl="http://schemas.microsoft.com/office/word/2024/wordml/sdtformatlock" xmlns:w16se="http://schemas.microsoft.com/office/word/2015/wordml/symex" xmlns:wpg="http://schemas.microsoft.com/office/word/2010/wordprocessingGroup" xmlns:wpi="http://schemas.microsoft.com/office/word/2010/wordprocessingInk" xmlns:wne="http://schemas.microsoft.com/office/word/2006/wordml" xmlns:wps="http://schemas.microsoft.com/office/word/2010/wordprocessingShape" mc:Ignorable="w14 w15 w16se w16cid w16 w16cex w16sdtdh w16sdtfl w16du wp14">
   <w:endnote w:type="separator" w:id="-1">
     <w:p>
       <w:pPr>
@@ -265,7 +701,7 @@
 </file>
 
 <file path=word/footnotes.xml><?xml version="1.0" encoding="utf-8"?>
-<w:footnotes xmlns:wpc="http://schemas.microsoft.com/office/word/2010/wordprocessingCanvas" xmlns:cx="http://schemas.microsoft.com/office/drawing/2014/chartex" xmlns:cx1="http://schemas.microsoft.com/office/drawing/2015/9/8/chartex" xmlns:cx2="http://schemas.microsoft.com/office/drawing/2015/10/21/chartex" xmlns:cx3="http://schemas.microsoft.com/office/drawing/2016/5/9/chartex" xmlns:cx4="http://schemas.microsoft.com/office/drawing/2016/5/10/chartex" xmlns:cx5="http://schemas.microsoft.com/office/drawing/2016/5/11/chartex" xmlns:cx6="http://schemas.microsoft.com/office/drawing/2016/5/12/chartex" xmlns:cx7="http://schemas.microsoft.com/office/drawing/2016/5/13/chartex" xmlns:cx8="http://schemas.microsoft.com/office/drawing/2016/5/14/chartex" xmlns:mc="http://schemas.openxmlformats.org/markup-compatibility/2006" xmlns:aink="http://schemas.microsoft.com/office/drawing/2016/ink" xmlns:am3d="http://schemas.microsoft.com/office/drawing/2017/model3d" xmlns:o="urn:schemas-microsoft-com:office:office" xmlns:oel="http://schemas.microsoft.com/office/2019/extlst" xmlns:r="http://schemas.openxmlformats.org/officeDocument/2006/relationships" xmlns:m="http://schemas.openxmlformats.org/officeDocument/2006/math" xmlns:v="urn:schemas-microsoft-com:vml" xmlns:wp14="http://schemas.microsoft.com/office/word/2010/wordprocessingDrawing" xmlns:wp="http://schemas.openxmlformats.org/drawingml/2006/wordprocessingDrawing" xmlns:w10="urn:schemas-microsoft-com:office:word" xmlns:w="http://schemas.openxmlformats.org/wordprocessingml/2006/main" xmlns:w14="http://schemas.microsoft.com/office/word/2010/wordml" xmlns:w15="http://schemas.microsoft.com/office/word/2012/wordml" xmlns:w16cex="http://schemas.microsoft.com/office/word/2018/wordml/cex" xmlns:w16cid="http://schemas.microsoft.com/office/word/2016/wordml/cid" xmlns:w16="http://schemas.microsoft.com/office/word/2018/wordml" xmlns:w16sdtdh="http://schemas.microsoft.com/office/word/2020/wordml/sdtdatahash" xmlns:w16se="http://schemas.microsoft.com/office/word/2015/wordml/symex" xmlns:wpg="http://schemas.microsoft.com/office/word/2010/wordprocessingGroup" xmlns:wpi="http://schemas.microsoft.com/office/word/2010/wordprocessingInk" xmlns:wne="http://schemas.microsoft.com/office/word/2006/wordml" xmlns:wps="http://schemas.microsoft.com/office/word/2010/wordprocessingShape" mc:Ignorable="w14 w15 w16se w16cid w16 w16cex w16sdtdh wp14">
+<w:footnotes xmlns:wpc="http://schemas.microsoft.com/office/word/2010/wordprocessingCanvas" xmlns:cx="http://schemas.microsoft.com/office/drawing/2014/chartex" xmlns:cx1="http://schemas.microsoft.com/office/drawing/2015/9/8/chartex" xmlns:cx2="http://schemas.microsoft.com/office/drawing/2015/10/21/chartex" xmlns:cx3="http://schemas.microsoft.com/office/drawing/2016/5/9/chartex" xmlns:cx4="http://schemas.microsoft.com/office/drawing/2016/5/10/chartex" xmlns:cx5="http://schemas.microsoft.com/office/drawing/2016/5/11/chartex" xmlns:cx6="http://schemas.microsoft.com/office/drawing/2016/5/12/chartex" xmlns:cx7="http://schemas.microsoft.com/office/drawing/2016/5/13/chartex" xmlns:cx8="http://schemas.microsoft.com/office/drawing/2016/5/14/chartex" xmlns:mc="http://schemas.openxmlformats.org/markup-compatibility/2006" xmlns:aink="http://schemas.microsoft.com/office/drawing/2016/ink" xmlns:am3d="http://schemas.microsoft.com/office/drawing/2017/model3d" xmlns:o="urn:schemas-microsoft-com:office:office" xmlns:oel="http://schemas.microsoft.com/office/2019/extlst" xmlns:r="http://schemas.openxmlformats.org/officeDocument/2006/relationships" xmlns:m="http://schemas.openxmlformats.org/officeDocument/2006/math" xmlns:v="urn:schemas-microsoft-com:vml" xmlns:wp14="http://schemas.microsoft.com/office/word/2010/wordprocessingDrawing" xmlns:wp="http://schemas.openxmlformats.org/drawingml/2006/wordprocessingDrawing" xmlns:w10="urn:schemas-microsoft-com:office:word" xmlns:w="http://schemas.openxmlformats.org/wordprocessingml/2006/main" xmlns:w14="http://schemas.microsoft.com/office/word/2010/wordml" xmlns:w15="http://schemas.microsoft.com/office/word/2012/wordml" xmlns:w16cex="http://schemas.microsoft.com/office/word/2018/wordml/cex" xmlns:w16cid="http://schemas.microsoft.com/office/word/2016/wordml/cid" xmlns:w16="http://schemas.microsoft.com/office/word/2018/wordml" xmlns:w16du="http://schemas.microsoft.com/office/word/2023/wordml/word16du" xmlns:w16sdtdh="http://schemas.microsoft.com/office/word/2020/wordml/sdtdatahash" xmlns:w16sdtfl="http://schemas.microsoft.com/office/word/2024/wordml/sdtformatlock" xmlns:w16se="http://schemas.microsoft.com/office/word/2015/wordml/symex" xmlns:wpg="http://schemas.microsoft.com/office/word/2010/wordprocessingGroup" xmlns:wpi="http://schemas.microsoft.com/office/word/2010/wordprocessingInk" xmlns:wne="http://schemas.microsoft.com/office/word/2006/wordml" xmlns:wps="http://schemas.microsoft.com/office/word/2010/wordprocessingShape" mc:Ignorable="w14 w15 w16se w16cid w16 w16cex w16sdtdh w16sdtfl w16du wp14">
   <w:footnote w:type="separator" w:id="-1">
     <w:p>
       <w:pPr>
@@ -290,7 +726,7 @@
 </file>
 
 <file path=word/header1.xml><?xml version="1.0" encoding="utf-8"?>
-<w:hdr xmlns:wpc="http://schemas.microsoft.com/office/word/2010/wordprocessingCanvas" xmlns:cx="http://schemas.microsoft.com/office/drawing/2014/chartex" xmlns:cx1="http://schemas.microsoft.com/office/drawing/2015/9/8/chartex" xmlns:cx2="http://schemas.microsoft.com/office/drawing/2015/10/21/chartex" xmlns:cx3="http://schemas.microsoft.com/office/drawing/2016/5/9/chartex" xmlns:cx4="http://schemas.microsoft.com/office/drawing/2016/5/10/chartex" xmlns:cx5="http://schemas.microsoft.com/office/drawing/2016/5/11/chartex" xmlns:cx6="http://schemas.microsoft.com/office/drawing/2016/5/12/chartex" xmlns:cx7="http://schemas.microsoft.com/office/drawing/2016/5/13/chartex" xmlns:cx8="http://schemas.microsoft.com/office/drawing/2016/5/14/chartex" xmlns:mc="http://schemas.openxmlformats.org/markup-compatibility/2006" xmlns:aink="http://schemas.microsoft.com/office/drawing/2016/ink" xmlns:am3d="http://schemas.microsoft.com/office/drawing/2017/model3d" xmlns:o="urn:schemas-microsoft-com:office:office" xmlns:oel="http://schemas.microsoft.com/office/2019/extlst" xmlns:r="http://schemas.openxmlformats.org/officeDocument/2006/relationships" xmlns:m="http://schemas.openxmlformats.org/officeDocument/2006/math" xmlns:v="urn:schemas-microsoft-com:vml" xmlns:wp14="http://schemas.microsoft.com/office/word/2010/wordprocessingDrawing" xmlns:wp="http://schemas.openxmlformats.org/drawingml/2006/wordprocessingDrawing" xmlns:w10="urn:schemas-microsoft-com:office:word" xmlns:w="http://schemas.openxmlformats.org/wordprocessingml/2006/main" xmlns:w14="http://schemas.microsoft.com/office/word/2010/wordml" xmlns:w15="http://schemas.microsoft.com/office/word/2012/wordml" xmlns:w16cex="http://schemas.microsoft.com/office/word/2018/wordml/cex" xmlns:w16cid="http://schemas.microsoft.com/office/word/2016/wordml/cid" xmlns:w16="http://schemas.microsoft.com/office/word/2018/wordml" xmlns:w16sdtdh="http://schemas.microsoft.com/office/word/2020/wordml/sdtdatahash" xmlns:w16se="http://schemas.microsoft.com/office/word/2015/wordml/symex" xmlns:wpg="http://schemas.microsoft.com/office/word/2010/wordprocessingGroup" xmlns:wpi="http://schemas.microsoft.com/office/word/2010/wordprocessingInk" xmlns:wne="http://schemas.microsoft.com/office/word/2006/wordml" xmlns:wps="http://schemas.microsoft.com/office/word/2010/wordprocessingShape" mc:Ignorable="w14 w15 w16se w16cid w16 w16cex w16sdtdh wp14">
+<w:hdr xmlns:wpc="http://schemas.microsoft.com/office/word/2010/wordprocessingCanvas" xmlns:cx="http://schemas.microsoft.com/office/drawing/2014/chartex" xmlns:cx1="http://schemas.microsoft.com/office/drawing/2015/9/8/chartex" xmlns:cx2="http://schemas.microsoft.com/office/drawing/2015/10/21/chartex" xmlns:cx3="http://schemas.microsoft.com/office/drawing/2016/5/9/chartex" xmlns:cx4="http://schemas.microsoft.com/office/drawing/2016/5/10/chartex" xmlns:cx5="http://schemas.microsoft.com/office/drawing/2016/5/11/chartex" xmlns:cx6="http://schemas.microsoft.com/office/drawing/2016/5/12/chartex" xmlns:cx7="http://schemas.microsoft.com/office/drawing/2016/5/13/chartex" xmlns:cx8="http://schemas.microsoft.com/office/drawing/2016/5/14/chartex" xmlns:mc="http://schemas.openxmlformats.org/markup-compatibility/2006" xmlns:aink="http://schemas.microsoft.com/office/drawing/2016/ink" xmlns:am3d="http://schemas.microsoft.com/office/drawing/2017/model3d" xmlns:o="urn:schemas-microsoft-com:office:office" xmlns:oel="http://schemas.microsoft.com/office/2019/extlst" xmlns:r="http://schemas.openxmlformats.org/officeDocument/2006/relationships" xmlns:m="http://schemas.openxmlformats.org/officeDocument/2006/math" xmlns:v="urn:schemas-microsoft-com:vml" xmlns:wp14="http://schemas.microsoft.com/office/word/2010/wordprocessingDrawing" xmlns:wp="http://schemas.openxmlformats.org/drawingml/2006/wordprocessingDrawing" xmlns:w10="urn:schemas-microsoft-com:office:word" xmlns:w="http://schemas.openxmlformats.org/wordprocessingml/2006/main" xmlns:w14="http://schemas.microsoft.com/office/word/2010/wordml" xmlns:w15="http://schemas.microsoft.com/office/word/2012/wordml" xmlns:w16cex="http://schemas.microsoft.com/office/word/2018/wordml/cex" xmlns:w16cid="http://schemas.microsoft.com/office/word/2016/wordml/cid" xmlns:w16="http://schemas.microsoft.com/office/word/2018/wordml" xmlns:w16du="http://schemas.microsoft.com/office/word/2023/wordml/word16du" xmlns:w16sdtdh="http://schemas.microsoft.com/office/word/2020/wordml/sdtdatahash" xmlns:w16sdtfl="http://schemas.microsoft.com/office/word/2024/wordml/sdtformatlock" xmlns:w16se="http://schemas.microsoft.com/office/word/2015/wordml/symex" xmlns:wpg="http://schemas.microsoft.com/office/word/2010/wordprocessingGroup" xmlns:wpi="http://schemas.microsoft.com/office/word/2010/wordprocessingInk" xmlns:wne="http://schemas.microsoft.com/office/word/2006/wordml" xmlns:wps="http://schemas.microsoft.com/office/word/2010/wordprocessingShape" mc:Ignorable="w14 w15 w16se w16cid w16 w16cex w16sdtdh w16sdtfl w16du wp14">
   <w:p>
     <w:pPr>
       <w:pStyle w:val="Kopfzeile"/>
@@ -359,7 +795,7 @@
 </file>
 
 <file path=word/styles.xml><?xml version="1.0" encoding="utf-8"?>
-<w:styles xmlns:mc="http://schemas.openxmlformats.org/markup-compatibility/2006" xmlns:r="http://schemas.openxmlformats.org/officeDocument/2006/relationships" xmlns:w="http://schemas.openxmlformats.org/wordprocessingml/2006/main" xmlns:w14="http://schemas.microsoft.com/office/word/2010/wordml" xmlns:w15="http://schemas.microsoft.com/office/word/2012/wordml" xmlns:w16cex="http://schemas.microsoft.com/office/word/2018/wordml/cex" xmlns:w16cid="http://schemas.microsoft.com/office/word/2016/wordml/cid" xmlns:w16="http://schemas.microsoft.com/office/word/2018/wordml" xmlns:w16sdtdh="http://schemas.microsoft.com/office/word/2020/wordml/sdtdatahash" xmlns:w16se="http://schemas.microsoft.com/office/word/2015/wordml/symex" mc:Ignorable="w14 w15 w16se w16cid w16 w16cex w16sdtdh">
+<w:styles xmlns:mc="http://schemas.openxmlformats.org/markup-compatibility/2006" xmlns:r="http://schemas.openxmlformats.org/officeDocument/2006/relationships" xmlns:w="http://schemas.openxmlformats.org/wordprocessingml/2006/main" xmlns:w14="http://schemas.microsoft.com/office/word/2010/wordml" xmlns:w15="http://schemas.microsoft.com/office/word/2012/wordml" xmlns:w16cex="http://schemas.microsoft.com/office/word/2018/wordml/cex" xmlns:w16cid="http://schemas.microsoft.com/office/word/2016/wordml/cid" xmlns:w16="http://schemas.microsoft.com/office/word/2018/wordml" xmlns:w16du="http://schemas.microsoft.com/office/word/2023/wordml/word16du" xmlns:w16sdtdh="http://schemas.microsoft.com/office/word/2020/wordml/sdtdatahash" xmlns:w16sdtfl="http://schemas.microsoft.com/office/word/2024/wordml/sdtformatlock" xmlns:w16se="http://schemas.microsoft.com/office/word/2015/wordml/symex" mc:Ignorable="w14 w15 w16se w16cid w16 w16cex w16sdtdh w16sdtfl w16du">
   <w:docDefaults>
     <w:rPrDefault>
       <w:rPr>
